--- a/Usage & Development Documentation.docx
+++ b/Usage & Development Documentation.docx
@@ -1790,7 +1790,6 @@
       </w:pPr>
       <w:bookmarkStart w:id="1" w:name="_Toc227791393"/>
       <w:r>
-        <w:lastRenderedPageBreak/>
         <w:t>Technological Dependencies</w:t>
       </w:r>
       <w:bookmarkEnd w:id="1"/>
@@ -2283,8 +2282,63 @@
           <w:numId w:val="1"/>
         </w:numPr>
       </w:pPr>
-      <w:r>
-        <w:t>Virtual Reality Environments Application</w:t>
+      <w:hyperlink r:id="rId19" w:history="1">
+        <w:r>
+          <w:rPr>
+            <w:rStyle w:val="Hyperlink"/>
+          </w:rPr>
+          <w:t>Virtual Reality Enviro</w:t>
+        </w:r>
+        <w:r>
+          <w:rPr>
+            <w:rStyle w:val="Hyperlink"/>
+          </w:rPr>
+          <w:t>n</w:t>
+        </w:r>
+        <w:r>
+          <w:rPr>
+            <w:rStyle w:val="Hyperlink"/>
+          </w:rPr>
+          <w:t>ments Application</w:t>
+        </w:r>
+      </w:hyperlink>
+      <w:r>
+        <w:t xml:space="preserve"> (This can be </w:t>
+      </w:r>
+      <w:r>
+        <w:t>found</w:t>
+      </w:r>
+      <w:r>
+        <w:t xml:space="preserve"> on the main page of the GitHub repository</w:t>
+      </w:r>
+      <w:r>
+        <w:t xml:space="preserve"> </w:t>
+      </w:r>
+      <w:r>
+        <w:t xml:space="preserve">on the right panel under </w:t>
+      </w:r>
+      <w:r>
+        <w:rPr>
+          <w:i/>
+          <w:iCs/>
+        </w:rPr>
+        <w:t>Releases</w:t>
+      </w:r>
+      <w:r>
+        <w:t xml:space="preserve">. </w:t>
+      </w:r>
+      <w:r>
+        <w:t xml:space="preserve">The application itself is titled </w:t>
+      </w:r>
+      <w:r>
+        <w:rPr>
+          <w:i/>
+          <w:iCs/>
+        </w:rPr>
+        <w:t>VR-Environments.exe</w:t>
+      </w:r>
+      <w:r>
+        <w:t>)</w:t>
       </w:r>
     </w:p>
     <w:p>
@@ -2300,7 +2354,7 @@
       <w:r>
         <w:t xml:space="preserve"> customer service pages for the above applications: </w:t>
       </w:r>
-      <w:hyperlink r:id="rId19" w:history="1">
+      <w:hyperlink r:id="rId20" w:history="1">
         <w:r>
           <w:rPr>
             <w:rStyle w:val="Hyperlink"/>
@@ -2311,7 +2365,7 @@
       <w:r>
         <w:t xml:space="preserve">, </w:t>
       </w:r>
-      <w:hyperlink r:id="rId20" w:history="1">
+      <w:hyperlink r:id="rId21" w:history="1">
         <w:proofErr w:type="spellStart"/>
         <w:r>
           <w:rPr>
@@ -2324,7 +2378,7 @@
       <w:r>
         <w:t xml:space="preserve">, and </w:t>
       </w:r>
-      <w:hyperlink r:id="rId21" w:history="1">
+      <w:hyperlink r:id="rId22" w:history="1">
         <w:r>
           <w:rPr>
             <w:rStyle w:val="Hyperlink"/>
@@ -2342,7 +2396,6 @@
       </w:pPr>
       <w:bookmarkStart w:id="5" w:name="_Toc227791397"/>
       <w:r>
-        <w:lastRenderedPageBreak/>
         <w:t>Software Setup</w:t>
       </w:r>
       <w:bookmarkEnd w:id="5"/>
@@ -2704,7 +2757,6 @@
       </w:pPr>
       <w:bookmarkStart w:id="7" w:name="_Toc227791399"/>
       <w:r>
-        <w:lastRenderedPageBreak/>
         <w:t>Intended Workflow</w:t>
       </w:r>
       <w:bookmarkEnd w:id="7"/>
@@ -3128,11 +3180,7 @@
         <w:t xml:space="preserve">Once the pre-trial </w:t>
       </w:r>
       <w:r>
-        <w:t xml:space="preserve">communications are completed, it is </w:t>
-      </w:r>
-      <w:r>
-        <w:lastRenderedPageBreak/>
-        <w:t>recommended to</w:t>
+        <w:t>communications are completed, it is recommended to</w:t>
       </w:r>
       <w:r>
         <w:t xml:space="preserve"> first run the program, </w:t>
@@ -3463,9 +3511,9 @@
       </w:tblPr>
       <w:tblGrid>
         <w:gridCol w:w="618"/>
-        <w:gridCol w:w="629"/>
-        <w:gridCol w:w="557"/>
-        <w:gridCol w:w="7556"/>
+        <w:gridCol w:w="630"/>
+        <w:gridCol w:w="520"/>
+        <w:gridCol w:w="7592"/>
       </w:tblGrid>
       <w:tr>
         <w:tc>
@@ -3950,7 +3998,6 @@
         <w:spacing w:before="240"/>
       </w:pPr>
       <w:r>
-        <w:lastRenderedPageBreak/>
         <w:t>Similarly, the JSON file should be created as follows:</w:t>
       </w:r>
     </w:p>
@@ -4749,7 +4796,6 @@
               </w:rPr>
             </w:pPr>
             <w:r>
-              <w:lastRenderedPageBreak/>
               <w:t xml:space="preserve">Default: </w:t>
             </w:r>
             <w:r>
@@ -4767,7 +4813,6 @@
           </w:tcPr>
           <w:p>
             <w:r>
-              <w:lastRenderedPageBreak/>
               <w:t xml:space="preserve">When set to </w:t>
             </w:r>
             <w:r>
@@ -4778,11 +4823,7 @@
               <w:t>Full</w:t>
             </w:r>
             <w:r>
-              <w:t xml:space="preserve">, the targets will be shown throughout the entire </w:t>
-            </w:r>
-            <w:r>
-              <w:lastRenderedPageBreak/>
-              <w:t xml:space="preserve">duration of trial. When set to </w:t>
+              <w:t xml:space="preserve">, the targets will be shown throughout the entire duration of trial. When set to </w:t>
             </w:r>
             <w:r>
               <w:rPr>
@@ -4863,7 +4904,6 @@
                 <w:i/>
                 <w:iCs/>
               </w:rPr>
-              <w:lastRenderedPageBreak/>
               <w:t>Hand Flicker Show</w:t>
             </w:r>
           </w:p>
@@ -5199,7 +5239,7 @@
                     <pic:cNvPicPr/>
                   </pic:nvPicPr>
                   <pic:blipFill>
-                    <a:blip r:embed="rId22"/>
+                    <a:blip r:embed="rId23"/>
                     <a:stretch>
                       <a:fillRect/>
                     </a:stretch>
@@ -5405,11 +5445,7 @@
               <w:t xml:space="preserve">these settings allow for the visual representation of </w:t>
             </w:r>
             <w:r>
-              <w:t xml:space="preserve">their hands to be </w:t>
-            </w:r>
-            <w:r>
-              <w:lastRenderedPageBreak/>
-              <w:t xml:space="preserve">offset by a customizable amount. If set to </w:t>
+              <w:t xml:space="preserve">their hands to be offset by a customizable amount. If set to </w:t>
             </w:r>
             <w:r>
               <w:rPr>
@@ -5526,7 +5562,6 @@
                 <w:i/>
                 <w:iCs/>
               </w:rPr>
-              <w:lastRenderedPageBreak/>
               <w:t>X</w:t>
             </w:r>
           </w:p>
@@ -6054,7 +6089,6 @@
         <w:rPr>
           <w:noProof/>
         </w:rPr>
-        <w:lastRenderedPageBreak/>
         <w:drawing>
           <wp:inline distT="0" distB="0" distL="0" distR="0" wp14:anchorId="1A3207B1" wp14:editId="5E1DE0EE">
             <wp:extent cx="4572000" cy="2569464"/>
@@ -6071,7 +6105,7 @@
                     <pic:cNvPicPr/>
                   </pic:nvPicPr>
                   <pic:blipFill>
-                    <a:blip r:embed="rId23"/>
+                    <a:blip r:embed="rId24"/>
                     <a:stretch>
                       <a:fillRect/>
                     </a:stretch>
@@ -6553,7 +6587,6 @@
                 <w:i/>
                 <w:iCs/>
               </w:rPr>
-              <w:lastRenderedPageBreak/>
               <w:t>Object Speed</w:t>
             </w:r>
           </w:p>
@@ -6796,7 +6829,7 @@
             <w:r>
               <w:t xml:space="preserve"> using a hexadecimal color code (e.g. </w:t>
             </w:r>
-            <w:hyperlink r:id="rId24" w:history="1">
+            <w:hyperlink r:id="rId25" w:history="1">
               <w:r>
                 <w:rPr>
                   <w:rStyle w:val="Hyperlink"/>
@@ -6935,7 +6968,7 @@
                     <pic:cNvPicPr/>
                   </pic:nvPicPr>
                   <pic:blipFill>
-                    <a:blip r:embed="rId25"/>
+                    <a:blip r:embed="rId26"/>
                     <a:stretch>
                       <a:fillRect/>
                     </a:stretch>
@@ -7150,7 +7183,6 @@
                 <w:i/>
                 <w:iCs/>
               </w:rPr>
-              <w:lastRenderedPageBreak/>
               <w:t>Time Before Start</w:t>
             </w:r>
           </w:p>
@@ -7342,7 +7374,7 @@
                     <pic:cNvPicPr/>
                   </pic:nvPicPr>
                   <pic:blipFill>
-                    <a:blip r:embed="rId26"/>
+                    <a:blip r:embed="rId27"/>
                     <a:stretch>
                       <a:fillRect/>
                     </a:stretch>
@@ -7529,108 +7561,6 @@
             <w:r>
               <w:t xml:space="preserve"> using a hexadecimal color code (e.g. </w:t>
             </w:r>
-            <w:hyperlink r:id="rId27" w:history="1">
-              <w:r>
-                <w:rPr>
-                  <w:rStyle w:val="Hyperlink"/>
-                </w:rPr>
-                <w:t xml:space="preserve">8ED873 for </w:t>
-              </w:r>
-            </w:hyperlink>
-            <w:r>
-              <w:rPr>
-                <w:rFonts w:ascii="Arial" w:hAnsi="Arial" w:cs="Arial"/>
-                <w:caps/>
-                <w:sz w:val="105"/>
-                <w:szCs w:val="105"/>
-                <w:shd w:val="clear" w:color="auto" w:fill="8ED873"/>
-              </w:rPr>
-              <w:t xml:space="preserve"> </w:t>
-            </w:r>
-            <w:r>
-              <w:t>).</w:t>
-            </w:r>
-          </w:p>
-        </w:tc>
-      </w:tr>
-      <w:tr>
-        <w:tc>
-          <w:tcPr>
-            <w:tcW w:w="2875" w:type="dxa"/>
-            <w:vAlign w:val="center"/>
-          </w:tcPr>
-          <w:p>
-            <w:pPr>
-              <w:jc w:val="center"/>
-              <w:rPr>
-                <w:i/>
-                <w:iCs/>
-              </w:rPr>
-            </w:pPr>
-            <w:r>
-              <w:rPr>
-                <w:i/>
-                <w:iCs/>
-              </w:rPr>
-              <w:t>Right Hand Color</w:t>
-            </w:r>
-          </w:p>
-        </w:tc>
-        <w:tc>
-          <w:tcPr>
-            <w:tcW w:w="2250" w:type="dxa"/>
-            <w:vAlign w:val="center"/>
-          </w:tcPr>
-          <w:p>
-            <w:pPr>
-              <w:jc w:val="center"/>
-            </w:pPr>
-            <w:r>
-              <w:rPr>
-                <w:i/>
-                <w:iCs/>
-              </w:rPr>
-              <w:t xml:space="preserve">XXXXXX </w:t>
-            </w:r>
-            <w:r>
-              <w:t>(hexadecimal color code)</w:t>
-            </w:r>
-          </w:p>
-          <w:p>
-            <w:pPr>
-              <w:jc w:val="center"/>
-            </w:pPr>
-            <w:r>
-              <w:t xml:space="preserve">Default: </w:t>
-            </w:r>
-            <w:r>
-              <w:t>FF0000</w:t>
-            </w:r>
-            <w:r>
-              <w:t xml:space="preserve"> (</w:t>
-            </w:r>
-            <w:r>
-              <w:t>red)</w:t>
-            </w:r>
-          </w:p>
-        </w:tc>
-        <w:tc>
-          <w:tcPr>
-            <w:tcW w:w="4225" w:type="dxa"/>
-          </w:tcPr>
-          <w:p>
-            <w:r>
-              <w:t xml:space="preserve">This </w:t>
-            </w:r>
-            <w:r>
-              <w:t xml:space="preserve">sets the color of the </w:t>
-            </w:r>
-            <w:r>
-              <w:t>participant’s right hand</w:t>
-            </w:r>
-            <w:r>
-              <w:t xml:space="preserve"> using a hexadecimal color code (e.g. </w:t>
-            </w:r>
             <w:hyperlink r:id="rId28" w:history="1">
               <w:r>
                 <w:rPr>
@@ -7674,7 +7604,7 @@
                 <w:i/>
                 <w:iCs/>
               </w:rPr>
-              <w:t>Target Color</w:t>
+              <w:t>Right Hand Color</w:t>
             </w:r>
           </w:p>
         </w:tc>
@@ -7701,20 +7631,121 @@
           <w:p>
             <w:pPr>
               <w:jc w:val="center"/>
-              <w:rPr>
-                <w:i/>
-                <w:iCs/>
-              </w:rPr>
             </w:pPr>
             <w:r>
-              <w:rPr>
-                <w:i/>
-                <w:iCs/>
-              </w:rPr>
-              <w:lastRenderedPageBreak/>
               <w:t xml:space="preserve">Default: </w:t>
             </w:r>
             <w:r>
+              <w:t>FF0000</w:t>
+            </w:r>
+            <w:r>
+              <w:t xml:space="preserve"> (</w:t>
+            </w:r>
+            <w:r>
+              <w:t>red)</w:t>
+            </w:r>
+          </w:p>
+        </w:tc>
+        <w:tc>
+          <w:tcPr>
+            <w:tcW w:w="4225" w:type="dxa"/>
+          </w:tcPr>
+          <w:p>
+            <w:r>
+              <w:t xml:space="preserve">This </w:t>
+            </w:r>
+            <w:r>
+              <w:t xml:space="preserve">sets the color of the </w:t>
+            </w:r>
+            <w:r>
+              <w:t>participant’s right hand</w:t>
+            </w:r>
+            <w:r>
+              <w:t xml:space="preserve"> using a hexadecimal color code (e.g. </w:t>
+            </w:r>
+            <w:hyperlink r:id="rId29" w:history="1">
+              <w:r>
+                <w:rPr>
+                  <w:rStyle w:val="Hyperlink"/>
+                </w:rPr>
+                <w:t xml:space="preserve">8ED873 for </w:t>
+              </w:r>
+            </w:hyperlink>
+            <w:r>
+              <w:rPr>
+                <w:rFonts w:ascii="Arial" w:hAnsi="Arial" w:cs="Arial"/>
+                <w:caps/>
+                <w:sz w:val="105"/>
+                <w:szCs w:val="105"/>
+                <w:shd w:val="clear" w:color="auto" w:fill="8ED873"/>
+              </w:rPr>
+              <w:t xml:space="preserve"> </w:t>
+            </w:r>
+            <w:r>
+              <w:t>).</w:t>
+            </w:r>
+          </w:p>
+        </w:tc>
+      </w:tr>
+      <w:tr>
+        <w:tc>
+          <w:tcPr>
+            <w:tcW w:w="2875" w:type="dxa"/>
+            <w:vAlign w:val="center"/>
+          </w:tcPr>
+          <w:p>
+            <w:pPr>
+              <w:jc w:val="center"/>
+              <w:rPr>
+                <w:i/>
+                <w:iCs/>
+              </w:rPr>
+            </w:pPr>
+            <w:r>
+              <w:rPr>
+                <w:i/>
+                <w:iCs/>
+              </w:rPr>
+              <w:t>Target Color</w:t>
+            </w:r>
+          </w:p>
+        </w:tc>
+        <w:tc>
+          <w:tcPr>
+            <w:tcW w:w="2250" w:type="dxa"/>
+            <w:vAlign w:val="center"/>
+          </w:tcPr>
+          <w:p>
+            <w:pPr>
+              <w:jc w:val="center"/>
+            </w:pPr>
+            <w:r>
+              <w:rPr>
+                <w:i/>
+                <w:iCs/>
+              </w:rPr>
+              <w:t xml:space="preserve">XXXXXX </w:t>
+            </w:r>
+            <w:r>
+              <w:t>(hexadecimal color code)</w:t>
+            </w:r>
+          </w:p>
+          <w:p>
+            <w:pPr>
+              <w:jc w:val="center"/>
+              <w:rPr>
+                <w:i/>
+                <w:iCs/>
+              </w:rPr>
+            </w:pPr>
+            <w:r>
+              <w:rPr>
+                <w:i/>
+                <w:iCs/>
+              </w:rPr>
+              <w:t xml:space="preserve">Default: </w:t>
+            </w:r>
+            <w:r>
               <w:rPr>
                 <w:i/>
                 <w:iCs/>
@@ -7729,7 +7760,6 @@
           </w:tcPr>
           <w:p>
             <w:r>
-              <w:lastRenderedPageBreak/>
               <w:t>This</w:t>
             </w:r>
             <w:r>
@@ -7744,7 +7774,7 @@
             <w:r>
               <w:t xml:space="preserve"> using a hexadecimal color code (e.g. </w:t>
             </w:r>
-            <w:hyperlink r:id="rId29" w:history="1">
+            <w:hyperlink r:id="rId30" w:history="1">
               <w:r>
                 <w:rPr>
                   <w:rStyle w:val="Hyperlink"/>
@@ -7795,7 +7825,7 @@
                     <pic:cNvPicPr/>
                   </pic:nvPicPr>
                   <pic:blipFill rotWithShape="1">
-                    <a:blip r:embed="rId30"/>
+                    <a:blip r:embed="rId31"/>
                     <a:srcRect t="944"/>
                     <a:stretch>
                       <a:fillRect/>
@@ -8031,7 +8061,6 @@
         <w:rPr>
           <w:noProof/>
         </w:rPr>
-        <w:lastRenderedPageBreak/>
         <w:drawing>
           <wp:inline distT="0" distB="0" distL="0" distR="0" wp14:anchorId="620C97D7" wp14:editId="3D1BB074">
             <wp:extent cx="4572000" cy="2569464"/>
@@ -8048,7 +8077,7 @@
                     <pic:cNvPicPr/>
                   </pic:nvPicPr>
                   <pic:blipFill>
-                    <a:blip r:embed="rId31"/>
+                    <a:blip r:embed="rId32"/>
                     <a:stretch>
                       <a:fillRect/>
                     </a:stretch>
@@ -8560,7 +8589,6 @@
                 <w:i/>
                 <w:iCs/>
               </w:rPr>
-              <w:lastRenderedPageBreak/>
               <w:t>R</w:t>
             </w:r>
             <w:r>
@@ -9245,7 +9273,6 @@
                 <w:i/>
                 <w:iCs/>
               </w:rPr>
-              <w:lastRenderedPageBreak/>
               <w:t>Lpd</w:t>
             </w:r>
             <w:proofErr w:type="spellEnd"/>
@@ -9335,7 +9362,7 @@
       <w:r>
         <w:t xml:space="preserve">LLM like </w:t>
       </w:r>
-      <w:hyperlink r:id="rId32" w:history="1">
+      <w:hyperlink r:id="rId33" w:history="1">
         <w:r>
           <w:rPr>
             <w:rStyle w:val="Hyperlink"/>
@@ -9346,7 +9373,7 @@
       <w:r>
         <w:t xml:space="preserve">, </w:t>
       </w:r>
-      <w:hyperlink r:id="rId33" w:history="1">
+      <w:hyperlink r:id="rId34" w:history="1">
         <w:r>
           <w:rPr>
             <w:rStyle w:val="Hyperlink"/>
@@ -9357,7 +9384,7 @@
       <w:r>
         <w:t xml:space="preserve">, or </w:t>
       </w:r>
-      <w:hyperlink r:id="rId34" w:history="1">
+      <w:hyperlink r:id="rId35" w:history="1">
         <w:r>
           <w:rPr>
             <w:rStyle w:val="Hyperlink"/>
@@ -9411,7 +9438,7 @@
                     </pic:cNvPicPr>
                   </pic:nvPicPr>
                   <pic:blipFill>
-                    <a:blip r:embed="rId35" cstate="print">
+                    <a:blip r:embed="rId36" cstate="print">
                       <a:extLst>
                         <a:ext uri="{28A0092B-C50C-407E-A947-70E740481C1C}">
                           <a14:useLocalDpi xmlns:a14="http://schemas.microsoft.com/office/drawing/2010/main" val="0"/>
@@ -9487,7 +9514,6 @@
       </w:pPr>
       <w:bookmarkStart w:id="17" w:name="_Toc227791409"/>
       <w:r>
-        <w:lastRenderedPageBreak/>
         <w:t>Review Past Sessions</w:t>
       </w:r>
       <w:bookmarkEnd w:id="17"/>
@@ -9577,7 +9603,7 @@
                     </pic:cNvPicPr>
                   </pic:nvPicPr>
                   <pic:blipFill>
-                    <a:blip r:embed="rId36">
+                    <a:blip r:embed="rId37">
                       <a:extLst>
                         <a:ext uri="{28A0092B-C50C-407E-A947-70E740481C1C}">
                           <a14:useLocalDpi xmlns:a14="http://schemas.microsoft.com/office/drawing/2010/main" val="0"/>
@@ -9690,7 +9716,6 @@
         <w:rPr>
           <w:noProof/>
         </w:rPr>
-        <w:lastRenderedPageBreak/>
         <w:drawing>
           <wp:inline distT="0" distB="0" distL="0" distR="0" wp14:anchorId="2BB30145" wp14:editId="25AC80DF">
             <wp:extent cx="4572000" cy="2569464"/>
@@ -9707,7 +9732,7 @@
                     <pic:cNvPicPr/>
                   </pic:nvPicPr>
                   <pic:blipFill>
-                    <a:blip r:embed="rId37"/>
+                    <a:blip r:embed="rId38"/>
                     <a:stretch>
                       <a:fillRect/>
                     </a:stretch>
@@ -9973,7 +9998,7 @@
                     </pic:cNvPicPr>
                   </pic:nvPicPr>
                   <pic:blipFill>
-                    <a:blip r:embed="rId38" cstate="print">
+                    <a:blip r:embed="rId39" cstate="print">
                       <a:extLst>
                         <a:ext uri="{28A0092B-C50C-407E-A947-70E740481C1C}">
                           <a14:useLocalDpi xmlns:a14="http://schemas.microsoft.com/office/drawing/2010/main" val="0"/>
@@ -10001,7 +10026,7 @@
       </w:r>
     </w:p>
     <w:sectPr>
-      <w:headerReference w:type="default" r:id="rId39"/>
+      <w:headerReference w:type="default" r:id="rId40"/>
       <w:pgSz w:w="12240" w:h="15840"/>
       <w:pgMar w:top="1440" w:right="1440" w:bottom="1440" w:left="1440" w:header="720" w:footer="720" w:gutter="0"/>
       <w:cols w:space="720"/>
@@ -12878,6 +12903,18 @@
       <w:ind w:left="480"/>
     </w:pPr>
   </w:style>
+  <w:style w:type="character" w:styleId="FollowedHyperlink">
+    <w:name w:val="FollowedHyperlink"/>
+    <w:basedOn w:val="DefaultParagraphFont"/>
+    <w:uiPriority w:val="99"/>
+    <w:semiHidden/>
+    <w:unhideWhenUsed/>
+    <w:rsid w:val="004407D6"/>
+    <w:rPr>
+      <w:color w:val="4EA72E" w:themeColor="followedHyperlink"/>
+      <w:u w:val="single"/>
+    </w:rPr>
+  </w:style>
 </w:styles>
 </file>
 
@@ -13186,6 +13223,20 @@
 </file>
 
 <file path=customXml/item2.xml><?xml version="1.0" encoding="utf-8"?>
+<p:properties xmlns:p="http://schemas.microsoft.com/office/2006/metadata/properties" xmlns:xsi="http://www.w3.org/2001/XMLSchema-instance" xmlns:pc="http://schemas.microsoft.com/office/infopath/2007/PartnerControls">
+  <documentManagement>
+    <lcf76f155ced4ddcb4097134ff3c332f xmlns="483e993d-6c3a-40f2-92ac-cf70d60e021a">
+      <Terms xmlns="http://schemas.microsoft.com/office/infopath/2007/PartnerControls"/>
+    </lcf76f155ced4ddcb4097134ff3c332f>
+  </documentManagement>
+</p:properties>
+</file>
+
+<file path=customXml/item3.xml><?xml version="1.0" encoding="utf-8"?>
+<b:Sources xmlns:b="http://schemas.openxmlformats.org/officeDocument/2006/bibliography" xmlns="http://schemas.openxmlformats.org/officeDocument/2006/bibliography" SelectedStyle="\IEEE2006OfficeOnline.xsl" StyleName="IEEE" Version="2006"/>
+</file>
+
+<file path=customXml/item4.xml><?xml version="1.0" encoding="utf-8"?>
 <ct:contentTypeSchema xmlns:ct="http://schemas.microsoft.com/office/2006/metadata/contentType" xmlns:ma="http://schemas.microsoft.com/office/2006/metadata/properties/metaAttributes" ct:_="" ma:_="" ma:contentTypeName="Document" ma:contentTypeID="0x010100ABE54DF15AEEF442B0FB0D9544106941" ma:contentTypeVersion="10" ma:contentTypeDescription="Create a new document." ma:contentTypeScope="" ma:versionID="541bf82a59f869fa6b62b2788f0e39f7">
   <xsd:schema xmlns:xsd="http://www.w3.org/2001/XMLSchema" xmlns:xs="http://www.w3.org/2001/XMLSchema" xmlns:p="http://schemas.microsoft.com/office/2006/metadata/properties" xmlns:ns2="483e993d-6c3a-40f2-92ac-cf70d60e021a" targetNamespace="http://schemas.microsoft.com/office/2006/metadata/properties" ma:root="true" ma:fieldsID="69ccf955ed13f39b9391eefc448d3b9f" ns2:_="">
     <xsd:import namespace="483e993d-6c3a-40f2-92ac-cf70d60e021a"/>
@@ -13363,20 +13414,6 @@
 </ct:contentTypeSchema>
 </file>
 
-<file path=customXml/item3.xml><?xml version="1.0" encoding="utf-8"?>
-<b:Sources xmlns:b="http://schemas.openxmlformats.org/officeDocument/2006/bibliography" xmlns="http://schemas.openxmlformats.org/officeDocument/2006/bibliography" SelectedStyle="\IEEE2006OfficeOnline.xsl" StyleName="IEEE" Version="2006"/>
-</file>
-
-<file path=customXml/item4.xml><?xml version="1.0" encoding="utf-8"?>
-<p:properties xmlns:p="http://schemas.microsoft.com/office/2006/metadata/properties" xmlns:xsi="http://www.w3.org/2001/XMLSchema-instance" xmlns:pc="http://schemas.microsoft.com/office/infopath/2007/PartnerControls">
-  <documentManagement>
-    <lcf76f155ced4ddcb4097134ff3c332f xmlns="483e993d-6c3a-40f2-92ac-cf70d60e021a">
-      <Terms xmlns="http://schemas.microsoft.com/office/infopath/2007/PartnerControls"/>
-    </lcf76f155ced4ddcb4097134ff3c332f>
-  </documentManagement>
-</p:properties>
-</file>
-
 <file path=customXml/itemProps1.xml><?xml version="1.0" encoding="utf-8"?>
 <ds:datastoreItem xmlns:ds="http://schemas.openxmlformats.org/officeDocument/2006/customXml" ds:itemID="{E483C775-6F95-4DD5-A994-2851DC91177B}">
   <ds:schemaRefs>
@@ -13386,6 +13423,24 @@
 </file>
 
 <file path=customXml/itemProps2.xml><?xml version="1.0" encoding="utf-8"?>
+<ds:datastoreItem xmlns:ds="http://schemas.openxmlformats.org/officeDocument/2006/customXml" ds:itemID="{291D4D80-B256-49E9-B7C2-5E89EDFF7D86}">
+  <ds:schemaRefs>
+    <ds:schemaRef ds:uri="http://schemas.microsoft.com/office/2006/metadata/properties"/>
+    <ds:schemaRef ds:uri="http://schemas.microsoft.com/office/infopath/2007/PartnerControls"/>
+    <ds:schemaRef ds:uri="483e993d-6c3a-40f2-92ac-cf70d60e021a"/>
+  </ds:schemaRefs>
+</ds:datastoreItem>
+</file>
+
+<file path=customXml/itemProps3.xml><?xml version="1.0" encoding="utf-8"?>
+<ds:datastoreItem xmlns:ds="http://schemas.openxmlformats.org/officeDocument/2006/customXml" ds:itemID="{7BDDB9B1-9D2F-4C59-B4AB-05BD308B1005}">
+  <ds:schemaRefs>
+    <ds:schemaRef ds:uri="http://schemas.openxmlformats.org/officeDocument/2006/bibliography"/>
+  </ds:schemaRefs>
+</ds:datastoreItem>
+</file>
+
+<file path=customXml/itemProps4.xml><?xml version="1.0" encoding="utf-8"?>
 <ds:datastoreItem xmlns:ds="http://schemas.openxmlformats.org/officeDocument/2006/customXml" ds:itemID="{819980B7-0C9B-43B6-858A-4D4FDDFBF9E8}">
   <ds:schemaRefs>
     <ds:schemaRef ds:uri="http://schemas.microsoft.com/office/2006/metadata/contentType"/>
@@ -13401,22 +13456,4 @@
     <ds:schemaRef ds:uri="http://schemas.microsoft.com/internal/obd"/>
   </ds:schemaRefs>
 </ds:datastoreItem>
-</file>
-
-<file path=customXml/itemProps3.xml><?xml version="1.0" encoding="utf-8"?>
-<ds:datastoreItem xmlns:ds="http://schemas.openxmlformats.org/officeDocument/2006/customXml" ds:itemID="{7BDDB9B1-9D2F-4C59-B4AB-05BD308B1005}">
-  <ds:schemaRefs>
-    <ds:schemaRef ds:uri="http://schemas.openxmlformats.org/officeDocument/2006/bibliography"/>
-  </ds:schemaRefs>
-</ds:datastoreItem>
-</file>
-
-<file path=customXml/itemProps4.xml><?xml version="1.0" encoding="utf-8"?>
-<ds:datastoreItem xmlns:ds="http://schemas.openxmlformats.org/officeDocument/2006/customXml" ds:itemID="{291D4D80-B256-49E9-B7C2-5E89EDFF7D86}">
-  <ds:schemaRefs>
-    <ds:schemaRef ds:uri="http://schemas.microsoft.com/office/2006/metadata/properties"/>
-    <ds:schemaRef ds:uri="http://schemas.microsoft.com/office/infopath/2007/PartnerControls"/>
-    <ds:schemaRef ds:uri="483e993d-6c3a-40f2-92ac-cf70d60e021a"/>
-  </ds:schemaRefs>
-</ds:datastoreItem>
 </file>